--- a/Requisitos_Funcionales_Geolocalización_Para_Encontrar_Parqueaderos_con_Resrva_de_Parqueo.docx
+++ b/Requisitos_Funcionales_Geolocalización_Para_Encontrar_Parqueaderos_con_Resrva_de_Parqueo.docx
@@ -1,6 +1,6 @@
 
 <file path=word/document.xml><?xml version="1.0" encoding="utf-8"?>
-<w:document xmlns:wpc="http://schemas.microsoft.com/office/word/2010/wordprocessingCanvas" xmlns:cx="http://schemas.microsoft.com/office/drawing/2014/chartex" xmlns:cx1="http://schemas.microsoft.com/office/drawing/2015/9/8/chartex" xmlns:cx2="http://schemas.microsoft.com/office/drawing/2015/10/21/chartex" xmlns:cx3="http://schemas.microsoft.com/office/drawing/2016/5/9/chartex" xmlns:cx4="http://schemas.microsoft.com/office/drawing/2016/5/10/chartex" xmlns:cx5="http://schemas.microsoft.com/office/drawing/2016/5/11/chartex" xmlns:cx6="http://schemas.microsoft.com/office/drawing/2016/5/12/chartex" xmlns:cx7="http://schemas.microsoft.com/office/drawing/2016/5/13/chartex" xmlns:cx8="http://schemas.microsoft.com/office/drawing/2016/5/14/chartex" xmlns:mc="http://schemas.openxmlformats.org/markup-compatibility/2006" xmlns:aink="http://schemas.microsoft.com/office/drawing/2016/ink" xmlns:am3d="http://schemas.microsoft.com/office/drawing/2017/model3d" xmlns:o="urn:schemas-microsoft-com:office:office" xmlns:oel="http://schemas.microsoft.com/office/2019/extlst" xmlns:r="http://schemas.openxmlformats.org/officeDocument/2006/relationships" xmlns:m="http://schemas.openxmlformats.org/officeDocument/2006/math" xmlns:v="urn:schemas-microsoft-com:vml" xmlns:wp14="http://schemas.microsoft.com/office/word/2010/wordprocessingDrawing" xmlns:wp="http://schemas.openxmlformats.org/drawingml/2006/wordprocessingDrawing" xmlns:w10="urn:schemas-microsoft-com:office:word" xmlns:w="http://schemas.openxmlformats.org/wordprocessingml/2006/main" xmlns:w14="http://schemas.microsoft.com/office/word/2010/wordml" xmlns:w15="http://schemas.microsoft.com/office/word/2012/wordml" xmlns:w16cex="http://schemas.microsoft.com/office/word/2018/wordml/cex" xmlns:w16cid="http://schemas.microsoft.com/office/word/2016/wordml/cid" xmlns:w16="http://schemas.microsoft.com/office/word/2018/wordml" xmlns:w16sdtdh="http://schemas.microsoft.com/office/word/2020/wordml/sdtdatahash" xmlns:w16se="http://schemas.microsoft.com/office/word/2015/wordml/symex" xmlns:wpg="http://schemas.microsoft.com/office/word/2010/wordprocessingGroup" xmlns:wpi="http://schemas.microsoft.com/office/word/2010/wordprocessingInk" xmlns:wne="http://schemas.microsoft.com/office/word/2006/wordml" xmlns:wps="http://schemas.microsoft.com/office/word/2010/wordprocessingShape" mc:Ignorable="w14 w15 w16se w16cid w16 w16cex w16sdtdh wp14">
+<w:document xmlns:wpc="http://schemas.microsoft.com/office/word/2010/wordprocessingCanvas" xmlns:cx="http://schemas.microsoft.com/office/drawing/2014/chartex" xmlns:cx1="http://schemas.microsoft.com/office/drawing/2015/9/8/chartex" xmlns:cx2="http://schemas.microsoft.com/office/drawing/2015/10/21/chartex" xmlns:cx3="http://schemas.microsoft.com/office/drawing/2016/5/9/chartex" xmlns:cx4="http://schemas.microsoft.com/office/drawing/2016/5/10/chartex" xmlns:cx5="http://schemas.microsoft.com/office/drawing/2016/5/11/chartex" xmlns:cx6="http://schemas.microsoft.com/office/drawing/2016/5/12/chartex" xmlns:cx7="http://schemas.microsoft.com/office/drawing/2016/5/13/chartex" xmlns:cx8="http://schemas.microsoft.com/office/drawing/2016/5/14/chartex" xmlns:mc="http://schemas.openxmlformats.org/markup-compatibility/2006" xmlns:aink="http://schemas.microsoft.com/office/drawing/2016/ink" xmlns:am3d="http://schemas.microsoft.com/office/drawing/2017/model3d" xmlns:o="urn:schemas-microsoft-com:office:office" xmlns:r="http://schemas.openxmlformats.org/officeDocument/2006/relationships" xmlns:m="http://schemas.openxmlformats.org/officeDocument/2006/math" xmlns:v="urn:schemas-microsoft-com:vml" xmlns:wp14="http://schemas.microsoft.com/office/word/2010/wordprocessingDrawing" xmlns:wp="http://schemas.openxmlformats.org/drawingml/2006/wordprocessingDrawing" xmlns:w10="urn:schemas-microsoft-com:office:word" xmlns:w="http://schemas.openxmlformats.org/wordprocessingml/2006/main" xmlns:w14="http://schemas.microsoft.com/office/word/2010/wordml" xmlns:w15="http://schemas.microsoft.com/office/word/2012/wordml" xmlns:w16cex="http://schemas.microsoft.com/office/word/2018/wordml/cex" xmlns:w16cid="http://schemas.microsoft.com/office/word/2016/wordml/cid" xmlns:w16="http://schemas.microsoft.com/office/word/2018/wordml" xmlns:w16sdtdh="http://schemas.microsoft.com/office/word/2020/wordml/sdtdatahash" xmlns:w16se="http://schemas.microsoft.com/office/word/2015/wordml/symex" xmlns:wpg="http://schemas.microsoft.com/office/word/2010/wordprocessingGroup" xmlns:wpi="http://schemas.microsoft.com/office/word/2010/wordprocessingInk" xmlns:wne="http://schemas.microsoft.com/office/word/2006/wordml" xmlns:wps="http://schemas.microsoft.com/office/word/2010/wordprocessingShape" mc:Ignorable="w14 w15 w16se w16cid w16 w16cex w16sdtdh wp14">
   <w:body>
     <w:p>
       <w:pPr>
@@ -251,7 +251,16 @@
           <w:lang w:eastAsia="es-CO"/>
           <w14:ligatures w14:val="none"/>
         </w:rPr>
-        <w:t>Permitir filtrar los resultados por tipo de estacionamiento (calle, cubierto, privado, etc.).</w:t>
+        <w:t>Permitir filtrar los resultados por tipo de estacionamiento (</w:t>
+      </w:r>
+      <w:r>
+        <w:rPr>
+          <w:rFonts w:ascii="Calibri" w:eastAsia="Times New Roman" w:hAnsi="Calibri" w:cs="Calibri"/>
+          <w:kern w:val="0"/>
+          <w:lang w:eastAsia="es-CO"/>
+          <w14:ligatures w14:val="none"/>
+        </w:rPr>
+        <w:t>Espacios y Letras)</w:t>
       </w:r>
     </w:p>
     <w:p>
@@ -353,7 +362,34 @@
           <w:lang w:eastAsia="es-CO"/>
           <w14:ligatures w14:val="none"/>
         </w:rPr>
-        <w:t>Recibir una confirmación de reserva con detalles y código QR.</w:t>
+        <w:t>Opción de cancelar la reserva con anticipación.</w:t>
+      </w:r>
+    </w:p>
+    <w:p>
+      <w:pPr>
+        <w:numPr>
+          <w:ilvl w:val="0"/>
+          <w:numId w:val="1"/>
+        </w:numPr>
+        <w:spacing w:before="100" w:beforeAutospacing="1" w:after="100" w:afterAutospacing="1" w:line="240" w:lineRule="auto"/>
+        <w:jc w:val="both"/>
+        <w:rPr>
+          <w:rFonts w:ascii="Calibri" w:eastAsia="Times New Roman" w:hAnsi="Calibri" w:cs="Calibri"/>
+          <w:kern w:val="0"/>
+          <w:lang w:eastAsia="es-CO"/>
+          <w14:ligatures w14:val="none"/>
+        </w:rPr>
+      </w:pPr>
+      <w:r>
+        <w:rPr>
+          <w:rFonts w:ascii="Calibri" w:eastAsia="Times New Roman" w:hAnsi="Calibri" w:cs="Calibri"/>
+          <w:b/>
+          <w:bCs/>
+          <w:kern w:val="0"/>
+          <w:lang w:eastAsia="es-CO"/>
+          <w14:ligatures w14:val="none"/>
+        </w:rPr>
+        <w:t>Notificaciones:</w:t>
       </w:r>
     </w:p>
     <w:p>
@@ -378,7 +414,32 @@
           <w:lang w:eastAsia="es-CO"/>
           <w14:ligatures w14:val="none"/>
         </w:rPr>
-        <w:t>Opción de cancelar la reserva con anticipación.</w:t>
+        <w:t>Enviar notificaciones sobre cambios en la disponibilidad del estacionamiento.</w:t>
+      </w:r>
+    </w:p>
+    <w:p>
+      <w:pPr>
+        <w:numPr>
+          <w:ilvl w:val="1"/>
+          <w:numId w:val="1"/>
+        </w:numPr>
+        <w:spacing w:before="100" w:beforeAutospacing="1" w:after="100" w:afterAutospacing="1" w:line="240" w:lineRule="auto"/>
+        <w:jc w:val="both"/>
+        <w:rPr>
+          <w:rFonts w:ascii="Calibri" w:eastAsia="Times New Roman" w:hAnsi="Calibri" w:cs="Calibri"/>
+          <w:kern w:val="0"/>
+          <w:lang w:eastAsia="es-CO"/>
+          <w14:ligatures w14:val="none"/>
+        </w:rPr>
+      </w:pPr>
+      <w:r>
+        <w:rPr>
+          <w:rFonts w:ascii="Calibri" w:eastAsia="Times New Roman" w:hAnsi="Calibri" w:cs="Calibri"/>
+          <w:kern w:val="0"/>
+          <w:lang w:eastAsia="es-CO"/>
+          <w14:ligatures w14:val="none"/>
+        </w:rPr>
+        <w:t>Alertar sobre el tiempo restante de la reserva.</w:t>
       </w:r>
     </w:p>
     <w:p>
@@ -405,7 +466,7 @@
           <w:lang w:eastAsia="es-CO"/>
           <w14:ligatures w14:val="none"/>
         </w:rPr>
-        <w:t>Pago:</w:t>
+        <w:t>Perfil de Usuario:</w:t>
       </w:r>
     </w:p>
     <w:p>
@@ -430,7 +491,34 @@
           <w:lang w:eastAsia="es-CO"/>
           <w14:ligatures w14:val="none"/>
         </w:rPr>
-        <w:t>Integrar métodos de pago seguros (tarjeta de crédito, billeteras digitales, etc.).</w:t>
+        <w:t>Registrar y gestionar la información del usuario (nombre, vehículo, historial de reservas).</w:t>
+      </w:r>
+    </w:p>
+    <w:p>
+      <w:pPr>
+        <w:numPr>
+          <w:ilvl w:val="0"/>
+          <w:numId w:val="1"/>
+        </w:numPr>
+        <w:spacing w:before="100" w:beforeAutospacing="1" w:after="100" w:afterAutospacing="1" w:line="240" w:lineRule="auto"/>
+        <w:jc w:val="both"/>
+        <w:rPr>
+          <w:rFonts w:ascii="Calibri" w:eastAsia="Times New Roman" w:hAnsi="Calibri" w:cs="Calibri"/>
+          <w:kern w:val="0"/>
+          <w:lang w:eastAsia="es-CO"/>
+          <w14:ligatures w14:val="none"/>
+        </w:rPr>
+      </w:pPr>
+      <w:r>
+        <w:rPr>
+          <w:rFonts w:ascii="Calibri" w:eastAsia="Times New Roman" w:hAnsi="Calibri" w:cs="Calibri"/>
+          <w:b/>
+          <w:bCs/>
+          <w:kern w:val="0"/>
+          <w:lang w:eastAsia="es-CO"/>
+          <w14:ligatures w14:val="none"/>
+        </w:rPr>
+        <w:t>Administración (Para Propietarios de Estacionamientos):</w:t>
       </w:r>
     </w:p>
     <w:p>
@@ -455,7 +543,7 @@
           <w:lang w:eastAsia="es-CO"/>
           <w14:ligatures w14:val="none"/>
         </w:rPr>
-        <w:t>Calcular el costo del estacionamiento según el tiempo de reserva.</w:t>
+        <w:t>Actualizar la disponibilidad de espacios en tiempo real.</w:t>
       </w:r>
     </w:p>
     <w:p>
@@ -480,15 +568,36 @@
           <w:lang w:eastAsia="es-CO"/>
           <w14:ligatures w14:val="none"/>
         </w:rPr>
-        <w:t>Generar recibos de pago.</w:t>
-      </w:r>
-    </w:p>
-    <w:p>
-      <w:pPr>
-        <w:numPr>
-          <w:ilvl w:val="0"/>
+        <w:t>Gestionar las reservas.</w:t>
+      </w:r>
+    </w:p>
+    <w:p>
+      <w:pPr>
+        <w:numPr>
+          <w:ilvl w:val="1"/>
           <w:numId w:val="1"/>
         </w:numPr>
+        <w:spacing w:before="100" w:beforeAutospacing="1" w:after="100" w:afterAutospacing="1" w:line="240" w:lineRule="auto"/>
+        <w:jc w:val="both"/>
+        <w:rPr>
+          <w:rFonts w:ascii="Calibri" w:eastAsia="Times New Roman" w:hAnsi="Calibri" w:cs="Calibri"/>
+          <w:kern w:val="0"/>
+          <w:lang w:eastAsia="es-CO"/>
+          <w14:ligatures w14:val="none"/>
+        </w:rPr>
+      </w:pPr>
+      <w:r>
+        <w:rPr>
+          <w:rFonts w:ascii="Calibri" w:eastAsia="Times New Roman" w:hAnsi="Calibri" w:cs="Calibri"/>
+          <w:kern w:val="0"/>
+          <w:lang w:eastAsia="es-CO"/>
+          <w14:ligatures w14:val="none"/>
+        </w:rPr>
+        <w:t>Ver reportes de ocupación y ganancias.</w:t>
+      </w:r>
+    </w:p>
+    <w:p>
+      <w:pPr>
         <w:spacing w:before="100" w:beforeAutospacing="1" w:after="100" w:afterAutospacing="1" w:line="240" w:lineRule="auto"/>
         <w:jc w:val="both"/>
         <w:rPr>
@@ -507,89 +616,14 @@
           <w:lang w:eastAsia="es-CO"/>
           <w14:ligatures w14:val="none"/>
         </w:rPr>
-        <w:t>Notificaciones:</w:t>
-      </w:r>
-    </w:p>
-    <w:p>
-      <w:pPr>
-        <w:numPr>
-          <w:ilvl w:val="1"/>
-          <w:numId w:val="1"/>
-        </w:numPr>
-        <w:spacing w:before="100" w:beforeAutospacing="1" w:after="100" w:afterAutospacing="1" w:line="240" w:lineRule="auto"/>
-        <w:jc w:val="both"/>
-        <w:rPr>
-          <w:rFonts w:ascii="Calibri" w:eastAsia="Times New Roman" w:hAnsi="Calibri" w:cs="Calibri"/>
-          <w:kern w:val="0"/>
-          <w:lang w:eastAsia="es-CO"/>
-          <w14:ligatures w14:val="none"/>
-        </w:rPr>
-      </w:pPr>
-      <w:r>
-        <w:rPr>
-          <w:rFonts w:ascii="Calibri" w:eastAsia="Times New Roman" w:hAnsi="Calibri" w:cs="Calibri"/>
-          <w:kern w:val="0"/>
-          <w:lang w:eastAsia="es-CO"/>
-          <w14:ligatures w14:val="none"/>
-        </w:rPr>
-        <w:t>Recordar al usuario su reserva próxima.</w:t>
-      </w:r>
-    </w:p>
-    <w:p>
-      <w:pPr>
-        <w:numPr>
-          <w:ilvl w:val="1"/>
-          <w:numId w:val="1"/>
-        </w:numPr>
-        <w:spacing w:before="100" w:beforeAutospacing="1" w:after="100" w:afterAutospacing="1" w:line="240" w:lineRule="auto"/>
-        <w:jc w:val="both"/>
-        <w:rPr>
-          <w:rFonts w:ascii="Calibri" w:eastAsia="Times New Roman" w:hAnsi="Calibri" w:cs="Calibri"/>
-          <w:kern w:val="0"/>
-          <w:lang w:eastAsia="es-CO"/>
-          <w14:ligatures w14:val="none"/>
-        </w:rPr>
-      </w:pPr>
-      <w:r>
-        <w:rPr>
-          <w:rFonts w:ascii="Calibri" w:eastAsia="Times New Roman" w:hAnsi="Calibri" w:cs="Calibri"/>
-          <w:kern w:val="0"/>
-          <w:lang w:eastAsia="es-CO"/>
-          <w14:ligatures w14:val="none"/>
-        </w:rPr>
-        <w:t>Enviar notificaciones sobre cambios en la disponibilidad del estacionamiento.</w:t>
-      </w:r>
-    </w:p>
-    <w:p>
-      <w:pPr>
-        <w:numPr>
-          <w:ilvl w:val="1"/>
-          <w:numId w:val="1"/>
-        </w:numPr>
-        <w:spacing w:before="100" w:beforeAutospacing="1" w:after="100" w:afterAutospacing="1" w:line="240" w:lineRule="auto"/>
-        <w:jc w:val="both"/>
-        <w:rPr>
-          <w:rFonts w:ascii="Calibri" w:eastAsia="Times New Roman" w:hAnsi="Calibri" w:cs="Calibri"/>
-          <w:kern w:val="0"/>
-          <w:lang w:eastAsia="es-CO"/>
-          <w14:ligatures w14:val="none"/>
-        </w:rPr>
-      </w:pPr>
-      <w:r>
-        <w:rPr>
-          <w:rFonts w:ascii="Calibri" w:eastAsia="Times New Roman" w:hAnsi="Calibri" w:cs="Calibri"/>
-          <w:kern w:val="0"/>
-          <w:lang w:eastAsia="es-CO"/>
-          <w14:ligatures w14:val="none"/>
-        </w:rPr>
-        <w:t>Alertar sobre el tiempo restante de la reserva.</w:t>
+        <w:t>Historias de Usuario (Requisitos Funcionales + Historias):</w:t>
       </w:r>
     </w:p>
     <w:p>
       <w:pPr>
         <w:numPr>
           <w:ilvl w:val="0"/>
-          <w:numId w:val="1"/>
+          <w:numId w:val="2"/>
         </w:numPr>
         <w:spacing w:before="100" w:beforeAutospacing="1" w:after="100" w:afterAutospacing="1" w:line="240" w:lineRule="auto"/>
         <w:jc w:val="both"/>
@@ -609,64 +643,14 @@
           <w:lang w:eastAsia="es-CO"/>
           <w14:ligatures w14:val="none"/>
         </w:rPr>
-        <w:t>Perfil de Usuario:</w:t>
+        <w:t>Geolocalización:</w:t>
       </w:r>
     </w:p>
     <w:p>
       <w:pPr>
         <w:numPr>
           <w:ilvl w:val="1"/>
-          <w:numId w:val="1"/>
-        </w:numPr>
-        <w:spacing w:before="100" w:beforeAutospacing="1" w:after="100" w:afterAutospacing="1" w:line="240" w:lineRule="auto"/>
-        <w:jc w:val="both"/>
-        <w:rPr>
-          <w:rFonts w:ascii="Calibri" w:eastAsia="Times New Roman" w:hAnsi="Calibri" w:cs="Calibri"/>
-          <w:kern w:val="0"/>
-          <w:lang w:eastAsia="es-CO"/>
-          <w14:ligatures w14:val="none"/>
-        </w:rPr>
-      </w:pPr>
-      <w:r>
-        <w:rPr>
-          <w:rFonts w:ascii="Calibri" w:eastAsia="Times New Roman" w:hAnsi="Calibri" w:cs="Calibri"/>
-          <w:kern w:val="0"/>
-          <w:lang w:eastAsia="es-CO"/>
-          <w14:ligatures w14:val="none"/>
-        </w:rPr>
-        <w:t>Registrar y gestionar la información del usuario (nombre, vehículo, historial de reservas).</w:t>
-      </w:r>
-    </w:p>
-    <w:p>
-      <w:pPr>
-        <w:numPr>
-          <w:ilvl w:val="1"/>
-          <w:numId w:val="1"/>
-        </w:numPr>
-        <w:spacing w:before="100" w:beforeAutospacing="1" w:after="100" w:afterAutospacing="1" w:line="240" w:lineRule="auto"/>
-        <w:jc w:val="both"/>
-        <w:rPr>
-          <w:rFonts w:ascii="Calibri" w:eastAsia="Times New Roman" w:hAnsi="Calibri" w:cs="Calibri"/>
-          <w:kern w:val="0"/>
-          <w:lang w:eastAsia="es-CO"/>
-          <w14:ligatures w14:val="none"/>
-        </w:rPr>
-      </w:pPr>
-      <w:r>
-        <w:rPr>
-          <w:rFonts w:ascii="Calibri" w:eastAsia="Times New Roman" w:hAnsi="Calibri" w:cs="Calibri"/>
-          <w:kern w:val="0"/>
-          <w:lang w:eastAsia="es-CO"/>
-          <w14:ligatures w14:val="none"/>
-        </w:rPr>
-        <w:t>Guardar estacionamientos favoritos.</w:t>
-      </w:r>
-    </w:p>
-    <w:p>
-      <w:pPr>
-        <w:numPr>
-          <w:ilvl w:val="0"/>
-          <w:numId w:val="1"/>
+          <w:numId w:val="2"/>
         </w:numPr>
         <w:spacing w:before="100" w:beforeAutospacing="1" w:after="100" w:afterAutospacing="1" w:line="240" w:lineRule="auto"/>
         <w:jc w:val="both"/>
@@ -686,111 +670,24 @@
           <w:lang w:eastAsia="es-CO"/>
           <w14:ligatures w14:val="none"/>
         </w:rPr>
-        <w:t>Administración (Para Propietarios de Estacionamientos):</w:t>
-      </w:r>
-    </w:p>
-    <w:p>
-      <w:pPr>
-        <w:numPr>
-          <w:ilvl w:val="1"/>
-          <w:numId w:val="1"/>
-        </w:numPr>
-        <w:spacing w:before="100" w:beforeAutospacing="1" w:after="100" w:afterAutospacing="1" w:line="240" w:lineRule="auto"/>
-        <w:jc w:val="both"/>
-        <w:rPr>
-          <w:rFonts w:ascii="Calibri" w:eastAsia="Times New Roman" w:hAnsi="Calibri" w:cs="Calibri"/>
-          <w:kern w:val="0"/>
-          <w:lang w:eastAsia="es-CO"/>
-          <w14:ligatures w14:val="none"/>
-        </w:rPr>
-      </w:pPr>
-      <w:r>
-        <w:rPr>
-          <w:rFonts w:ascii="Calibri" w:eastAsia="Times New Roman" w:hAnsi="Calibri" w:cs="Calibri"/>
-          <w:kern w:val="0"/>
-          <w:lang w:eastAsia="es-CO"/>
-          <w14:ligatures w14:val="none"/>
-        </w:rPr>
-        <w:t>Actualizar la disponibilidad de espacios en tiempo real.</w:t>
-      </w:r>
-    </w:p>
-    <w:p>
-      <w:pPr>
-        <w:numPr>
-          <w:ilvl w:val="1"/>
-          <w:numId w:val="1"/>
-        </w:numPr>
-        <w:spacing w:before="100" w:beforeAutospacing="1" w:after="100" w:afterAutospacing="1" w:line="240" w:lineRule="auto"/>
-        <w:jc w:val="both"/>
-        <w:rPr>
-          <w:rFonts w:ascii="Calibri" w:eastAsia="Times New Roman" w:hAnsi="Calibri" w:cs="Calibri"/>
-          <w:kern w:val="0"/>
-          <w:lang w:eastAsia="es-CO"/>
-          <w14:ligatures w14:val="none"/>
-        </w:rPr>
-      </w:pPr>
-      <w:r>
-        <w:rPr>
-          <w:rFonts w:ascii="Calibri" w:eastAsia="Times New Roman" w:hAnsi="Calibri" w:cs="Calibri"/>
-          <w:kern w:val="0"/>
-          <w:lang w:eastAsia="es-CO"/>
-          <w14:ligatures w14:val="none"/>
-        </w:rPr>
-        <w:t>Gestionar las reservas.</w:t>
-      </w:r>
-    </w:p>
-    <w:p>
-      <w:pPr>
-        <w:numPr>
-          <w:ilvl w:val="1"/>
-          <w:numId w:val="1"/>
-        </w:numPr>
-        <w:spacing w:before="100" w:beforeAutospacing="1" w:after="100" w:afterAutospacing="1" w:line="240" w:lineRule="auto"/>
-        <w:jc w:val="both"/>
-        <w:rPr>
-          <w:rFonts w:ascii="Calibri" w:eastAsia="Times New Roman" w:hAnsi="Calibri" w:cs="Calibri"/>
-          <w:kern w:val="0"/>
-          <w:lang w:eastAsia="es-CO"/>
-          <w14:ligatures w14:val="none"/>
-        </w:rPr>
-      </w:pPr>
-      <w:r>
-        <w:rPr>
-          <w:rFonts w:ascii="Calibri" w:eastAsia="Times New Roman" w:hAnsi="Calibri" w:cs="Calibri"/>
-          <w:kern w:val="0"/>
-          <w:lang w:eastAsia="es-CO"/>
-          <w14:ligatures w14:val="none"/>
-        </w:rPr>
-        <w:t>Establecer tarifas.</w:t>
-      </w:r>
-    </w:p>
-    <w:p>
-      <w:pPr>
-        <w:numPr>
-          <w:ilvl w:val="1"/>
-          <w:numId w:val="1"/>
-        </w:numPr>
-        <w:spacing w:before="100" w:beforeAutospacing="1" w:after="100" w:afterAutospacing="1" w:line="240" w:lineRule="auto"/>
-        <w:jc w:val="both"/>
-        <w:rPr>
-          <w:rFonts w:ascii="Calibri" w:eastAsia="Times New Roman" w:hAnsi="Calibri" w:cs="Calibri"/>
-          <w:kern w:val="0"/>
-          <w:lang w:eastAsia="es-CO"/>
-          <w14:ligatures w14:val="none"/>
-        </w:rPr>
-      </w:pPr>
-      <w:r>
-        <w:rPr>
-          <w:rFonts w:ascii="Calibri" w:eastAsia="Times New Roman" w:hAnsi="Calibri" w:cs="Calibri"/>
-          <w:kern w:val="0"/>
-          <w:lang w:eastAsia="es-CO"/>
-          <w14:ligatures w14:val="none"/>
-        </w:rPr>
-        <w:t>Ver reportes de ocupación y ganancias.</w:t>
-      </w:r>
-    </w:p>
-    <w:p>
-      <w:pPr>
+        <w:t>Usuario:</w:t>
+      </w:r>
+      <w:r>
+        <w:rPr>
+          <w:rFonts w:ascii="Calibri" w:eastAsia="Times New Roman" w:hAnsi="Calibri" w:cs="Calibri"/>
+          <w:kern w:val="0"/>
+          <w:lang w:eastAsia="es-CO"/>
+          <w14:ligatures w14:val="none"/>
+        </w:rPr>
+        <w:t xml:space="preserve"> "Como conductor, quiero ver los estacionamientos más cercanos a mi ubicación actual para poder elegir el más conveniente."</w:t>
+      </w:r>
+    </w:p>
+    <w:p>
+      <w:pPr>
+        <w:numPr>
+          <w:ilvl w:val="0"/>
+          <w:numId w:val="2"/>
+        </w:numPr>
         <w:spacing w:before="100" w:beforeAutospacing="1" w:after="100" w:afterAutospacing="1" w:line="240" w:lineRule="auto"/>
         <w:jc w:val="both"/>
         <w:rPr>
@@ -809,7 +706,43 @@
           <w:lang w:eastAsia="es-CO"/>
           <w14:ligatures w14:val="none"/>
         </w:rPr>
-        <w:t>Historias de Usuario (Requisitos Funcionales + Historias):</w:t>
+        <w:t>Visualización de Disponibilidad:</w:t>
+      </w:r>
+    </w:p>
+    <w:p>
+      <w:pPr>
+        <w:numPr>
+          <w:ilvl w:val="1"/>
+          <w:numId w:val="2"/>
+        </w:numPr>
+        <w:spacing w:before="100" w:beforeAutospacing="1" w:after="100" w:afterAutospacing="1" w:line="240" w:lineRule="auto"/>
+        <w:jc w:val="both"/>
+        <w:rPr>
+          <w:rFonts w:ascii="Calibri" w:eastAsia="Times New Roman" w:hAnsi="Calibri" w:cs="Calibri"/>
+          <w:kern w:val="0"/>
+          <w:lang w:eastAsia="es-CO"/>
+          <w14:ligatures w14:val="none"/>
+        </w:rPr>
+      </w:pPr>
+      <w:r>
+        <w:rPr>
+          <w:rFonts w:ascii="Calibri" w:eastAsia="Times New Roman" w:hAnsi="Calibri" w:cs="Calibri"/>
+          <w:b/>
+          <w:bCs/>
+          <w:kern w:val="0"/>
+          <w:lang w:eastAsia="es-CO"/>
+          <w14:ligatures w14:val="none"/>
+        </w:rPr>
+        <w:t>Usuario:</w:t>
+      </w:r>
+      <w:r>
+        <w:rPr>
+          <w:rFonts w:ascii="Calibri" w:eastAsia="Times New Roman" w:hAnsi="Calibri" w:cs="Calibri"/>
+          <w:kern w:val="0"/>
+          <w:lang w:eastAsia="es-CO"/>
+          <w14:ligatures w14:val="none"/>
+        </w:rPr>
+        <w:t xml:space="preserve"> "Como conductor, quiero ver rápidamente cuántos espacios están disponibles en cada estacionamiento cercano para no perder tiempo buscando."</w:t>
       </w:r>
     </w:p>
     <w:p>
@@ -836,7 +769,7 @@
           <w:lang w:eastAsia="es-CO"/>
           <w14:ligatures w14:val="none"/>
         </w:rPr>
-        <w:t>Geolocalización:</w:t>
+        <w:t>Reserva de Espacios:</w:t>
       </w:r>
     </w:p>
     <w:p>
@@ -872,7 +805,7 @@
           <w:lang w:eastAsia="es-CO"/>
           <w14:ligatures w14:val="none"/>
         </w:rPr>
-        <w:t xml:space="preserve"> "Como conductor, quiero ver los estacionamientos más cercanos a mi ubicación actual para poder elegir el más conveniente."</w:t>
+        <w:t xml:space="preserve"> "Como conductor, quiero reservar un espacio de estacionamiento con anticipación para asegurarme de tener un lugar donde estacionar cuando llegue a mi destino."</w:t>
       </w:r>
     </w:p>
     <w:p>
@@ -899,7 +832,7 @@
           <w:lang w:eastAsia="es-CO"/>
           <w14:ligatures w14:val="none"/>
         </w:rPr>
-        <w:t>Visualización de Disponibilidad:</w:t>
+        <w:t>Pago (Opcional):</w:t>
       </w:r>
     </w:p>
     <w:p>
@@ -935,7 +868,7 @@
           <w:lang w:eastAsia="es-CO"/>
           <w14:ligatures w14:val="none"/>
         </w:rPr>
-        <w:t xml:space="preserve"> "Como conductor, quiero ver rápidamente cuántos espacios están disponibles en cada estacionamiento cercano para no perder tiempo buscando."</w:t>
+        <w:t xml:space="preserve"> "Como conductor, quiero poder pagar mi reserva de estacionamiento directamente desde la aplicación para mayor comodidad."</w:t>
       </w:r>
     </w:p>
     <w:p>
@@ -962,8 +895,7 @@
           <w:lang w:eastAsia="es-CO"/>
           <w14:ligatures w14:val="none"/>
         </w:rPr>
-        <w:lastRenderedPageBreak/>
-        <w:t>Reserva de Espacios:</w:t>
+        <w:t>Notificaciones:</w:t>
       </w:r>
     </w:p>
     <w:p>
@@ -990,132 +922,7 @@
           <w:lang w:eastAsia="es-CO"/>
           <w14:ligatures w14:val="none"/>
         </w:rPr>
-        <w:t>Usuario:</w:t>
-      </w:r>
-      <w:r>
-        <w:rPr>
-          <w:rFonts w:ascii="Calibri" w:eastAsia="Times New Roman" w:hAnsi="Calibri" w:cs="Calibri"/>
-          <w:kern w:val="0"/>
-          <w:lang w:eastAsia="es-CO"/>
-          <w14:ligatures w14:val="none"/>
-        </w:rPr>
-        <w:t xml:space="preserve"> "Como conductor, quiero reservar un espacio de estacionamiento con anticipación para asegurarme de tener un lugar donde estacionar cuando llegue a mi destino."</w:t>
-      </w:r>
-    </w:p>
-    <w:p>
-      <w:pPr>
-        <w:numPr>
-          <w:ilvl w:val="0"/>
-          <w:numId w:val="2"/>
-        </w:numPr>
-        <w:spacing w:before="100" w:beforeAutospacing="1" w:after="100" w:afterAutospacing="1" w:line="240" w:lineRule="auto"/>
-        <w:jc w:val="both"/>
-        <w:rPr>
-          <w:rFonts w:ascii="Calibri" w:eastAsia="Times New Roman" w:hAnsi="Calibri" w:cs="Calibri"/>
-          <w:kern w:val="0"/>
-          <w:lang w:eastAsia="es-CO"/>
-          <w14:ligatures w14:val="none"/>
-        </w:rPr>
-      </w:pPr>
-      <w:r>
-        <w:rPr>
-          <w:rFonts w:ascii="Calibri" w:eastAsia="Times New Roman" w:hAnsi="Calibri" w:cs="Calibri"/>
-          <w:b/>
-          <w:bCs/>
-          <w:kern w:val="0"/>
-          <w:lang w:eastAsia="es-CO"/>
-          <w14:ligatures w14:val="none"/>
-        </w:rPr>
-        <w:t>Pago (Opcional):</w:t>
-      </w:r>
-    </w:p>
-    <w:p>
-      <w:pPr>
-        <w:numPr>
-          <w:ilvl w:val="1"/>
-          <w:numId w:val="2"/>
-        </w:numPr>
-        <w:spacing w:before="100" w:beforeAutospacing="1" w:after="100" w:afterAutospacing="1" w:line="240" w:lineRule="auto"/>
-        <w:jc w:val="both"/>
-        <w:rPr>
-          <w:rFonts w:ascii="Calibri" w:eastAsia="Times New Roman" w:hAnsi="Calibri" w:cs="Calibri"/>
-          <w:kern w:val="0"/>
-          <w:lang w:eastAsia="es-CO"/>
-          <w14:ligatures w14:val="none"/>
-        </w:rPr>
-      </w:pPr>
-      <w:r>
-        <w:rPr>
-          <w:rFonts w:ascii="Calibri" w:eastAsia="Times New Roman" w:hAnsi="Calibri" w:cs="Calibri"/>
-          <w:b/>
-          <w:bCs/>
-          <w:kern w:val="0"/>
-          <w:lang w:eastAsia="es-CO"/>
-          <w14:ligatures w14:val="none"/>
-        </w:rPr>
-        <w:t>Usuario:</w:t>
-      </w:r>
-      <w:r>
-        <w:rPr>
-          <w:rFonts w:ascii="Calibri" w:eastAsia="Times New Roman" w:hAnsi="Calibri" w:cs="Calibri"/>
-          <w:kern w:val="0"/>
-          <w:lang w:eastAsia="es-CO"/>
-          <w14:ligatures w14:val="none"/>
-        </w:rPr>
-        <w:t xml:space="preserve"> "Como conductor, quiero poder pagar mi reserva de estacionamiento directamente desde la aplicación para mayor comodidad."</w:t>
-      </w:r>
-    </w:p>
-    <w:p>
-      <w:pPr>
-        <w:numPr>
-          <w:ilvl w:val="0"/>
-          <w:numId w:val="2"/>
-        </w:numPr>
-        <w:spacing w:before="100" w:beforeAutospacing="1" w:after="100" w:afterAutospacing="1" w:line="240" w:lineRule="auto"/>
-        <w:jc w:val="both"/>
-        <w:rPr>
-          <w:rFonts w:ascii="Calibri" w:eastAsia="Times New Roman" w:hAnsi="Calibri" w:cs="Calibri"/>
-          <w:kern w:val="0"/>
-          <w:lang w:eastAsia="es-CO"/>
-          <w14:ligatures w14:val="none"/>
-        </w:rPr>
-      </w:pPr>
-      <w:r>
-        <w:rPr>
-          <w:rFonts w:ascii="Calibri" w:eastAsia="Times New Roman" w:hAnsi="Calibri" w:cs="Calibri"/>
-          <w:b/>
-          <w:bCs/>
-          <w:kern w:val="0"/>
-          <w:lang w:eastAsia="es-CO"/>
-          <w14:ligatures w14:val="none"/>
-        </w:rPr>
-        <w:t>Notificaciones:</w:t>
-      </w:r>
-    </w:p>
-    <w:p>
-      <w:pPr>
-        <w:numPr>
-          <w:ilvl w:val="1"/>
-          <w:numId w:val="2"/>
-        </w:numPr>
-        <w:spacing w:before="100" w:beforeAutospacing="1" w:after="100" w:afterAutospacing="1" w:line="240" w:lineRule="auto"/>
-        <w:jc w:val="both"/>
-        <w:rPr>
-          <w:rFonts w:ascii="Calibri" w:eastAsia="Times New Roman" w:hAnsi="Calibri" w:cs="Calibri"/>
-          <w:kern w:val="0"/>
-          <w:lang w:eastAsia="es-CO"/>
-          <w14:ligatures w14:val="none"/>
-        </w:rPr>
-      </w:pPr>
-      <w:r>
-        <w:rPr>
-          <w:rFonts w:ascii="Calibri" w:eastAsia="Times New Roman" w:hAnsi="Calibri" w:cs="Calibri"/>
-          <w:b/>
-          <w:bCs/>
-          <w:kern w:val="0"/>
-          <w:lang w:eastAsia="es-CO"/>
-          <w14:ligatures w14:val="none"/>
-        </w:rPr>
+        <w:lastRenderedPageBreak/>
         <w:t>Usuario:</w:t>
       </w:r>
       <w:r>
@@ -1404,7 +1211,7 @@
 </file>
 
 <file path=word/numbering.xml><?xml version="1.0" encoding="utf-8"?>
-<w:numbering xmlns:wpc="http://schemas.microsoft.com/office/word/2010/wordprocessingCanvas" xmlns:cx="http://schemas.microsoft.com/office/drawing/2014/chartex" xmlns:cx1="http://schemas.microsoft.com/office/drawing/2015/9/8/chartex" xmlns:cx2="http://schemas.microsoft.com/office/drawing/2015/10/21/chartex" xmlns:cx3="http://schemas.microsoft.com/office/drawing/2016/5/9/chartex" xmlns:cx4="http://schemas.microsoft.com/office/drawing/2016/5/10/chartex" xmlns:cx5="http://schemas.microsoft.com/office/drawing/2016/5/11/chartex" xmlns:cx6="http://schemas.microsoft.com/office/drawing/2016/5/12/chartex" xmlns:cx7="http://schemas.microsoft.com/office/drawing/2016/5/13/chartex" xmlns:cx8="http://schemas.microsoft.com/office/drawing/2016/5/14/chartex" xmlns:mc="http://schemas.openxmlformats.org/markup-compatibility/2006" xmlns:aink="http://schemas.microsoft.com/office/drawing/2016/ink" xmlns:am3d="http://schemas.microsoft.com/office/drawing/2017/model3d" xmlns:o="urn:schemas-microsoft-com:office:office" xmlns:oel="http://schemas.microsoft.com/office/2019/extlst" xmlns:r="http://schemas.openxmlformats.org/officeDocument/2006/relationships" xmlns:m="http://schemas.openxmlformats.org/officeDocument/2006/math" xmlns:v="urn:schemas-microsoft-com:vml" xmlns:wp14="http://schemas.microsoft.com/office/word/2010/wordprocessingDrawing" xmlns:wp="http://schemas.openxmlformats.org/drawingml/2006/wordprocessingDrawing" xmlns:w10="urn:schemas-microsoft-com:office:word" xmlns:w="http://schemas.openxmlformats.org/wordprocessingml/2006/main" xmlns:w14="http://schemas.microsoft.com/office/word/2010/wordml" xmlns:w15="http://schemas.microsoft.com/office/word/2012/wordml" xmlns:w16cex="http://schemas.microsoft.com/office/word/2018/wordml/cex" xmlns:w16cid="http://schemas.microsoft.com/office/word/2016/wordml/cid" xmlns:w16="http://schemas.microsoft.com/office/word/2018/wordml" xmlns:w16sdtdh="http://schemas.microsoft.com/office/word/2020/wordml/sdtdatahash" xmlns:w16se="http://schemas.microsoft.com/office/word/2015/wordml/symex" xmlns:wpg="http://schemas.microsoft.com/office/word/2010/wordprocessingGroup" xmlns:wpi="http://schemas.microsoft.com/office/word/2010/wordprocessingInk" xmlns:wne="http://schemas.microsoft.com/office/word/2006/wordml" xmlns:wps="http://schemas.microsoft.com/office/word/2010/wordprocessingShape" mc:Ignorable="w14 w15 w16se w16cid w16 w16cex w16sdtdh wp14">
+<w:numbering xmlns:wpc="http://schemas.microsoft.com/office/word/2010/wordprocessingCanvas" xmlns:cx="http://schemas.microsoft.com/office/drawing/2014/chartex" xmlns:cx1="http://schemas.microsoft.com/office/drawing/2015/9/8/chartex" xmlns:cx2="http://schemas.microsoft.com/office/drawing/2015/10/21/chartex" xmlns:cx3="http://schemas.microsoft.com/office/drawing/2016/5/9/chartex" xmlns:cx4="http://schemas.microsoft.com/office/drawing/2016/5/10/chartex" xmlns:cx5="http://schemas.microsoft.com/office/drawing/2016/5/11/chartex" xmlns:cx6="http://schemas.microsoft.com/office/drawing/2016/5/12/chartex" xmlns:cx7="http://schemas.microsoft.com/office/drawing/2016/5/13/chartex" xmlns:cx8="http://schemas.microsoft.com/office/drawing/2016/5/14/chartex" xmlns:mc="http://schemas.openxmlformats.org/markup-compatibility/2006" xmlns:aink="http://schemas.microsoft.com/office/drawing/2016/ink" xmlns:am3d="http://schemas.microsoft.com/office/drawing/2017/model3d" xmlns:o="urn:schemas-microsoft-com:office:office" xmlns:r="http://schemas.openxmlformats.org/officeDocument/2006/relationships" xmlns:m="http://schemas.openxmlformats.org/officeDocument/2006/math" xmlns:v="urn:schemas-microsoft-com:vml" xmlns:wp14="http://schemas.microsoft.com/office/word/2010/wordprocessingDrawing" xmlns:wp="http://schemas.openxmlformats.org/drawingml/2006/wordprocessingDrawing" xmlns:w10="urn:schemas-microsoft-com:office:word" xmlns:w="http://schemas.openxmlformats.org/wordprocessingml/2006/main" xmlns:w14="http://schemas.microsoft.com/office/word/2010/wordml" xmlns:w15="http://schemas.microsoft.com/office/word/2012/wordml" xmlns:w16cex="http://schemas.microsoft.com/office/word/2018/wordml/cex" xmlns:w16cid="http://schemas.microsoft.com/office/word/2016/wordml/cid" xmlns:w16="http://schemas.microsoft.com/office/word/2018/wordml" xmlns:w16sdtdh="http://schemas.microsoft.com/office/word/2020/wordml/sdtdatahash" xmlns:w16se="http://schemas.microsoft.com/office/word/2015/wordml/symex" xmlns:wpg="http://schemas.microsoft.com/office/word/2010/wordprocessingGroup" xmlns:wpi="http://schemas.microsoft.com/office/word/2010/wordprocessingInk" xmlns:wne="http://schemas.microsoft.com/office/word/2006/wordml" xmlns:wps="http://schemas.microsoft.com/office/word/2010/wordprocessingShape" mc:Ignorable="w14 w15 w16se w16cid w16 w16cex w16sdtdh wp14">
   <w:abstractNum w:abstractNumId="0" w15:restartNumberingAfterBreak="0">
     <w:nsid w:val="4D3F3D5B"/>
     <w:multiLevelType w:val="multilevel"/>
@@ -1788,13 +1595,13 @@
       </w:pPr>
     </w:lvl>
   </w:abstractNum>
-  <w:num w:numId="1" w16cid:durableId="169369752">
+  <w:num w:numId="1">
     <w:abstractNumId w:val="1"/>
   </w:num>
-  <w:num w:numId="2" w16cid:durableId="669674928">
+  <w:num w:numId="2">
     <w:abstractNumId w:val="2"/>
   </w:num>
-  <w:num w:numId="3" w16cid:durableId="1948659438">
+  <w:num w:numId="3">
     <w:abstractNumId w:val="0"/>
   </w:num>
 </w:numbering>
